--- a/Cover_Letters/Shinoy_Info_Support_Requirements_Engineer_Cover_Letter.docx
+++ b/Cover_Letters/Shinoy_Info_Support_Requirements_Engineer_Cover_Letter.docx
@@ -14,7 +14,7 @@
     </w:p>
     <w:p>
       <w:r>
-        <w:t>September 13, 2026</w:t>
+        <w:t>October 05, 2026</w:t>
       </w:r>
     </w:p>
     <w:p>
@@ -35,12 +35,12 @@
     </w:p>
     <w:p>
       <w:r>
-        <w:t>Your focus on defining clear requirements and building reliable software resonates with my background in bridging business needs with technical execution. Throughout my career, I have often worked alongside product owners and cross-functional teams to translate user stories into precise technical criteria and test cases. I am comfortable organizing sessions to clarify system behavior and ensuring that the final solution matches what the business actually requested.</w:t>
+        <w:t>Your focus on creating reliable software that aligns closely with business needs caught my attention. Throughout my career, I have spent a lot of time working alongside product owners and development teams to bridge the gap between technical implementation and user requirements. By organizing sessions to understand system behavior and helping define clear acceptance criteria, I enjoy making sure everyone stays on the same page.</w:t>
       </w:r>
     </w:p>
     <w:p>
       <w:r>
-        <w:t>I am currently based in Amstelveen and would welcome the opportunity to bring my analytical background and collaborative approach to Info Support.</w:t>
+        <w:t>At Info Support, I would welcome the opportunity to bring my background in requirements analysis, agile workflows, and stakeholder management to your development teams. I am used to working in structured environments where reliable software depends on getting the details right from the start.</w:t>
       </w:r>
     </w:p>
     <w:p>

--- a/Cover_Letters/Shinoy_Info_Support_Requirements_Engineer_Cover_Letter.docx
+++ b/Cover_Letters/Shinoy_Info_Support_Requirements_Engineer_Cover_Letter.docx
@@ -14,7 +14,7 @@
     </w:p>
     <w:p>
       <w:r>
-        <w:t>October 05, 2026</w:t>
+        <w:t>October 27, 2026</w:t>
       </w:r>
     </w:p>
     <w:p>
@@ -35,12 +35,12 @@
     </w:p>
     <w:p>
       <w:r>
-        <w:t>Your focus on creating reliable software that aligns closely with business needs caught my attention. Throughout my career, I have spent a lot of time working alongside product owners and development teams to bridge the gap between technical implementation and user requirements. By organizing sessions to understand system behavior and helping define clear acceptance criteria, I enjoy making sure everyone stays on the same page.</w:t>
+        <w:t>Your focus on defining clear requirements and building reliable software resonates with my background in bridging the gap between business needs and technical execution. Throughout my career, I've often worked with product owners and stakeholders to run alignment sessions, map out user workflows, and translate business rules into clear technical criteria. Working closely with development teams to set up acceptance criteria and validate solutions is something I do regularly.</w:t>
       </w:r>
     </w:p>
     <w:p>
       <w:r>
-        <w:t>At Info Support, I would welcome the opportunity to bring my background in requirements analysis, agile workflows, and stakeholder management to your development teams. I am used to working in structured environments where reliable software depends on getting the details right from the start.</w:t>
+        <w:t>I am located nearby in Amstelveen and would be glad to bring my experience in agile requirement analysis and quality assurance to your projects at Info Support.</w:t>
       </w:r>
     </w:p>
     <w:p>
